--- a/docs/Design - Decomposition, Algorithms and Iterative Testing.docx
+++ b/docs/Design - Decomposition, Algorithms and Iterative Testing.docx
@@ -2464,7 +2464,7 @@
                 <w:rFonts w:ascii="Consolas" w:hAnsi="Consolas"/>
                 <w:sz w:val="19"/>
               </w:rPr>
-              <w:t xml:space="preserve">    IF metric NOT IN goals THEN</w:t>
+              <w:t xml:space="preserve">    current[metric] ← totals[metric]   // or latest weight, for Weight</w:t>
             </w:r>
           </w:p>
           <w:p>
@@ -2476,7 +2476,7 @@
                 <w:rFonts w:ascii="Consolas" w:hAnsi="Consolas"/>
                 <w:sz w:val="19"/>
               </w:rPr>
-              <w:t xml:space="preserve">      target[metric] ← 0          // card shows “no goal set”</w:t>
+              <w:t xml:space="preserve">    // always read from real data, whether or not a goal is set</w:t>
             </w:r>
           </w:p>
           <w:p>
@@ -2488,7 +2488,7 @@
                 <w:rFonts w:ascii="Consolas" w:hAnsi="Consolas"/>
                 <w:sz w:val="19"/>
               </w:rPr>
-              <w:t xml:space="preserve">    ELSE</w:t>
+              <w:t xml:space="preserve">    IF metric IN goals THEN</w:t>
             </w:r>
           </w:p>
           <w:p>
@@ -2500,7 +2500,7 @@
                 <w:rFonts w:ascii="Consolas" w:hAnsi="Consolas"/>
                 <w:sz w:val="19"/>
               </w:rPr>
-              <w:t xml:space="preserve">      target[metric]  ← goals[metric].target_value</w:t>
+              <w:t xml:space="preserve">      target[metric] ← goals[metric].target_value</w:t>
             </w:r>
           </w:p>
           <w:p>
@@ -2512,7 +2512,19 @@
                 <w:rFonts w:ascii="Consolas" w:hAnsi="Consolas"/>
                 <w:sz w:val="19"/>
               </w:rPr>
-              <w:t xml:space="preserve">      current[metric] ← totals[metric]  // or latest weight, for Weight</w:t>
+              <w:t xml:space="preserve">    ELSE</w:t>
+            </w:r>
+          </w:p>
+          <w:p>
+            <w:pPr>
+              <w:spacing w:after="0" w:before="0"/>
+            </w:pPr>
+            <w:r>
+              <w:rPr>
+                <w:rFonts w:ascii="Consolas" w:hAnsi="Consolas"/>
+                <w:sz w:val="19"/>
+              </w:rPr>
+              <w:t xml:space="preserve">      target[metric] ← 0          // card shows “&lt;current&gt; / 0”</w:t>
             </w:r>
           </w:p>
           <w:p>
@@ -2725,7 +2737,7 @@
     </w:p>
     <w:p>
       <w:r>
-        <w:t>Missing days are filled in as 0 rather than skipped so every chart's x-axis always spans a full, consistent date range — a gap-filled chart is far easier to read at a glance than one with irregular spacing. Checking “has anything been logged today” before creating a reminder (and never creating a second reminder for the same day) stops the same notification appearing every time a page loads.</w:t>
+        <w:t>Missing days are filled in as 0 rather than skipped so every chart's x-axis always spans a full, consistent date range — a gap-filled chart is far easier to read at a glance than one with irregular spacing. Checking “has anything been logged today” before creating a reminder (and never creating a second reminder for the same day) stops the same notification appearing every time a page loads. Today's totals (current[metric]) are read from the database unconditionally, independently of whether a goal has been set for that metric — Section 3.1.2 records a bug where this was not the case, found during iterative testing.</w:t>
       </w:r>
     </w:p>
     <w:p>
@@ -3786,12 +3798,25 @@
         <w:pStyle w:val="Heading2"/>
       </w:pPr>
       <w:r>
-        <w:t>3.1 Bug Found During Testing: Negative Values Were Accepted</w:t>
+        <w:t>3.1 Bugs Found During Testing</w:t>
       </w:r>
     </w:p>
     <w:p>
       <w:r>
-        <w:t>Design Module requirement 3.1 in the main report states that “negative values can't be entered” for numeric fitness data. Testing Add Fitness Data, Set a Fitness Goal and Edit Account Settings with boundary/erroneous data such as “−10” for weight showed this was not actually enforced: the code checked that a value was a number, but not that it was positive, so −10 kg, a −30-minute workout or a −100-step goal were all silently accepted and written to the database. This is exactly the kind of gap iterative testing is meant to catch before the final solution is evaluated. The fix below adds an explicit range check immediately after the existing type check, in every handler that saves a numeric value (shown here for save_weight() in add_fitness_data_state.py; the same two-line pattern was added to save_workout(), save_calories(), save_steps(), all four Set a Fitness Goal handlers, and the height field in Edit Account Settings).</w:t>
+        <w:t>Both bugs below were found by actually running the app in a browser against the test data in Section 3.2 (rather than only reading the code), which is why iterative testing is done on the running solution and not just on paper.</w:t>
+      </w:r>
+    </w:p>
+    <w:p>
+      <w:pPr>
+        <w:pStyle w:val="Heading3"/>
+      </w:pPr>
+      <w:r>
+        <w:t>3.1.1 Negative Values Were Accepted</w:t>
+      </w:r>
+    </w:p>
+    <w:p>
+      <w:r>
+        <w:t>Design Module requirement 3.1 in the main report states that “negative values can't be entered” for numeric fitness data. Testing Add Fitness Data, Set a Fitness Goal and Edit Account Settings with boundary/erroneous data such as “−10” for weight showed this was not actually enforced: the code checked that a value was a number, but not that it was positive, so −10 kg, a −30-minute workout or a −100-step goal were all silently accepted and written to the database. The fix below adds an explicit range check immediately after the existing type check, in every handler that saves a numeric value (shown here for save_weight() in add_fitness_data_state.py; the same two-line pattern was added to save_workout(), save_calories(), save_steps(), all four Set a Fitness Goal handlers, and the height field in Edit Account Settings).</w:t>
       </w:r>
     </w:p>
     <w:tbl>
@@ -4103,7 +4128,488 @@
     </w:p>
     <w:p>
       <w:r>
-        <w:t>After adding this check to all nine handlers, the negative-value test cases in the tables below were re-run and confirmed as Pass.</w:t>
+        <w:t>After adding this check to all nine handlers, the negative-value test cases in Section 3.2 were re-run in the browser (Chromium, via the app's dev server on localhost:3000) and confirmed as Pass — each one now shows its error message and does not write to the database.</w:t>
+      </w:r>
+    </w:p>
+    <w:p>
+      <w:pPr>
+        <w:pStyle w:val="Heading3"/>
+      </w:pPr>
+      <w:r>
+        <w:t>3.1.2 Dashboard Showed 0 for Logged Data When No Goal Was Set</w:t>
+      </w:r>
+    </w:p>
+    <w:p>
+      <w:r>
+        <w:t>While testing Calculate Progress &amp; Generate Dashboard, a 30-minute Running workout and a 70.5 kg weight entry were logged without first setting a Workout Duration goal or a Weight goal. Both records saved correctly (visible on the History page), but the Home Dashboard showed “0 / 0 min today” and “0 kg (goal 0 kg)” instead of the real values. Reading load_home() in home_state.py showed why: current[metric] was only assigned inside the `if metric in goals:` branch, so a metric without a goal never had its current value read from the database at all — not just its target. The Daily Steps card happened to work correctly during testing only because a Steps goal had already been set. The fix separates the two: today's total is now always read from the database, and only the goal target (and, for weight, the starting point) stays conditional on a Goal row existing.</w:t>
+      </w:r>
+    </w:p>
+    <w:tbl>
+      <w:tblPr>
+        <w:tblW w:type="auto" w:w="0"/>
+        <w:tblLook w:firstColumn="1" w:firstRow="1" w:lastColumn="0" w:lastRow="0" w:noHBand="0" w:noVBand="1" w:val="04A0"/>
+      </w:tblPr>
+      <w:tblGrid>
+        <w:gridCol w:w="8640"/>
+      </w:tblGrid>
+      <w:tr>
+        <w:tc>
+          <w:tcPr>
+            <w:tcW w:type="dxa" w:w="8640"/>
+            <w:shd w:val="clear" w:color="auto" w:fill="F7F7F7"/>
+            <w:tcBorders>
+              <w:top w:val="single" w:sz="4" w:space="0" w:color="CCCCCC"/>
+              <w:left w:val="single" w:sz="4" w:space="0" w:color="CCCCCC"/>
+              <w:bottom w:val="single" w:sz="4" w:space="0" w:color="CCCCCC"/>
+              <w:right w:val="single" w:sz="4" w:space="0" w:color="CCCCCC"/>
+            </w:tcBorders>
+          </w:tcPr>
+          <w:p>
+            <w:pPr>
+              <w:spacing w:after="0" w:before="0"/>
+            </w:pPr>
+            <w:r/>
+            <w:r>
+              <w:rPr>
+                <w:rFonts w:ascii="Consolas" w:hAnsi="Consolas"/>
+                <w:sz w:val="19"/>
+              </w:rPr>
+              <w:t xml:space="preserve">  </w:t>
+            </w:r>
+            <w:r>
+              <w:rPr>
+                <w:rFonts w:ascii="Consolas" w:hAnsi="Consolas"/>
+                <w:sz w:val="19"/>
+              </w:rPr>
+              <w:t>goals = db.get_goals(self.user_id)</w:t>
+            </w:r>
+          </w:p>
+          <w:p>
+            <w:pPr>
+              <w:spacing w:after="0" w:before="0"/>
+            </w:pPr>
+            <w:r>
+              <w:rPr>
+                <w:rFonts w:ascii="Consolas" w:hAnsi="Consolas"/>
+                <w:sz w:val="19"/>
+              </w:rPr>
+              <w:t xml:space="preserve">  </w:t>
+            </w:r>
+            <w:r>
+              <w:rPr>
+                <w:rFonts w:ascii="Consolas" w:hAnsi="Consolas"/>
+                <w:sz w:val="19"/>
+              </w:rPr>
+              <w:t>today = date.today().isoformat()</w:t>
+            </w:r>
+          </w:p>
+          <w:p>
+            <w:pPr>
+              <w:spacing w:after="0" w:before="0"/>
+            </w:pPr>
+            <w:r>
+              <w:rPr>
+                <w:rFonts w:ascii="Consolas" w:hAnsi="Consolas"/>
+                <w:sz w:val="19"/>
+              </w:rPr>
+              <w:t xml:space="preserve">  </w:t>
+            </w:r>
+            <w:r>
+              <w:rPr>
+                <w:rFonts w:ascii="Consolas" w:hAnsi="Consolas"/>
+                <w:sz w:val="19"/>
+              </w:rPr>
+              <w:t>summary = db.get_progress_summary(self.user_id, today)</w:t>
+            </w:r>
+          </w:p>
+          <w:p>
+            <w:pPr>
+              <w:spacing w:after="0" w:before="0"/>
+            </w:pPr>
+            <w:r>
+              <w:rPr>
+                <w:rFonts w:ascii="Consolas" w:hAnsi="Consolas"/>
+                <w:sz w:val="19"/>
+              </w:rPr>
+              <w:t xml:space="preserve">  </w:t>
+            </w:r>
+            <w:r>
+              <w:rPr>
+                <w:rFonts w:ascii="Consolas" w:hAnsi="Consolas"/>
+                <w:sz w:val="19"/>
+              </w:rPr>
+              <w:t>current_weight = db.get_latest_weight(self.user_id) or 0</w:t>
+            </w:r>
+          </w:p>
+          <w:p>
+            <w:pPr>
+              <w:spacing w:after="0" w:before="0"/>
+            </w:pPr>
+            <w:r>
+              <w:rPr>
+                <w:rFonts w:ascii="Consolas" w:hAnsi="Consolas"/>
+                <w:sz w:val="19"/>
+              </w:rPr>
+              <w:t xml:space="preserve">  </w:t>
+            </w:r>
+            <w:r>
+              <w:rPr>
+                <w:rFonts w:ascii="Consolas" w:hAnsi="Consolas"/>
+                <w:sz w:val="19"/>
+              </w:rPr>
+              <w:t xml:space="preserve"> </w:t>
+            </w:r>
+          </w:p>
+          <w:p>
+            <w:pPr>
+              <w:spacing w:after="0" w:before="0"/>
+            </w:pPr>
+            <w:r>
+              <w:rPr>
+                <w:rFonts w:ascii="Consolas" w:hAnsi="Consolas"/>
+                <w:b/>
+                <w:color w:val="1A7F37"/>
+                <w:sz w:val="19"/>
+              </w:rPr>
+              <w:t xml:space="preserve">+ </w:t>
+            </w:r>
+            <w:r>
+              <w:rPr>
+                <w:rFonts w:ascii="Consolas" w:hAnsi="Consolas"/>
+                <w:b/>
+                <w:color w:val="1A7F37"/>
+                <w:sz w:val="19"/>
+              </w:rPr>
+              <w:t>self.steps_current = summary["steps_today"]</w:t>
+            </w:r>
+          </w:p>
+          <w:p>
+            <w:pPr>
+              <w:spacing w:after="0" w:before="0"/>
+            </w:pPr>
+            <w:r>
+              <w:rPr>
+                <w:rFonts w:ascii="Consolas" w:hAnsi="Consolas"/>
+                <w:b/>
+                <w:color w:val="1A7F37"/>
+                <w:sz w:val="19"/>
+              </w:rPr>
+              <w:t xml:space="preserve">+ </w:t>
+            </w:r>
+            <w:r>
+              <w:rPr>
+                <w:rFonts w:ascii="Consolas" w:hAnsi="Consolas"/>
+                <w:b/>
+                <w:color w:val="1A7F37"/>
+                <w:sz w:val="19"/>
+              </w:rPr>
+              <w:t>self.workout_current = summary["workout_minutes_today"]</w:t>
+            </w:r>
+          </w:p>
+          <w:p>
+            <w:pPr>
+              <w:spacing w:after="0" w:before="0"/>
+            </w:pPr>
+            <w:r>
+              <w:rPr>
+                <w:rFonts w:ascii="Consolas" w:hAnsi="Consolas"/>
+                <w:b/>
+                <w:color w:val="1A7F37"/>
+                <w:sz w:val="19"/>
+              </w:rPr>
+              <w:t xml:space="preserve">+ </w:t>
+            </w:r>
+            <w:r>
+              <w:rPr>
+                <w:rFonts w:ascii="Consolas" w:hAnsi="Consolas"/>
+                <w:b/>
+                <w:color w:val="1A7F37"/>
+                <w:sz w:val="19"/>
+              </w:rPr>
+              <w:t>self.calories_current = summary["calories_burned_today"]</w:t>
+            </w:r>
+          </w:p>
+          <w:p>
+            <w:pPr>
+              <w:spacing w:after="0" w:before="0"/>
+            </w:pPr>
+            <w:r>
+              <w:rPr>
+                <w:rFonts w:ascii="Consolas" w:hAnsi="Consolas"/>
+                <w:b/>
+                <w:color w:val="1A7F37"/>
+                <w:sz w:val="19"/>
+              </w:rPr>
+              <w:t xml:space="preserve">+ </w:t>
+            </w:r>
+            <w:r>
+              <w:rPr>
+                <w:rFonts w:ascii="Consolas" w:hAnsi="Consolas"/>
+                <w:b/>
+                <w:color w:val="1A7F37"/>
+                <w:sz w:val="19"/>
+              </w:rPr>
+              <w:t>self.weight_current = current_weight</w:t>
+            </w:r>
+          </w:p>
+          <w:p>
+            <w:pPr>
+              <w:spacing w:after="0" w:before="0"/>
+            </w:pPr>
+            <w:r>
+              <w:rPr>
+                <w:rFonts w:ascii="Consolas" w:hAnsi="Consolas"/>
+                <w:sz w:val="19"/>
+              </w:rPr>
+              <w:t xml:space="preserve">  </w:t>
+            </w:r>
+            <w:r>
+              <w:rPr>
+                <w:rFonts w:ascii="Consolas" w:hAnsi="Consolas"/>
+                <w:sz w:val="19"/>
+              </w:rPr>
+              <w:t xml:space="preserve"> </w:t>
+            </w:r>
+          </w:p>
+          <w:p>
+            <w:pPr>
+              <w:spacing w:after="0" w:before="0"/>
+            </w:pPr>
+            <w:r>
+              <w:rPr>
+                <w:rFonts w:ascii="Consolas" w:hAnsi="Consolas"/>
+                <w:sz w:val="19"/>
+              </w:rPr>
+              <w:t xml:space="preserve">  </w:t>
+            </w:r>
+            <w:r>
+              <w:rPr>
+                <w:rFonts w:ascii="Consolas" w:hAnsi="Consolas"/>
+                <w:sz w:val="19"/>
+              </w:rPr>
+              <w:t>if "steps" in goals:</w:t>
+            </w:r>
+          </w:p>
+          <w:p>
+            <w:pPr>
+              <w:spacing w:after="0" w:before="0"/>
+            </w:pPr>
+            <w:r>
+              <w:rPr>
+                <w:rFonts w:ascii="Consolas" w:hAnsi="Consolas"/>
+                <w:sz w:val="19"/>
+              </w:rPr>
+              <w:t xml:space="preserve">  </w:t>
+            </w:r>
+            <w:r>
+              <w:rPr>
+                <w:rFonts w:ascii="Consolas" w:hAnsi="Consolas"/>
+                <w:sz w:val="19"/>
+              </w:rPr>
+              <w:t xml:space="preserve">    self.steps_target = goals["steps"]["target_value"]</w:t>
+            </w:r>
+          </w:p>
+          <w:p>
+            <w:pPr>
+              <w:spacing w:after="0" w:before="0"/>
+            </w:pPr>
+            <w:r>
+              <w:rPr>
+                <w:rFonts w:ascii="Consolas" w:hAnsi="Consolas"/>
+                <w:sz w:val="19"/>
+              </w:rPr>
+              <w:t xml:space="preserve">  </w:t>
+            </w:r>
+            <w:r>
+              <w:rPr>
+                <w:rFonts w:ascii="Consolas" w:hAnsi="Consolas"/>
+                <w:sz w:val="19"/>
+              </w:rPr>
+              <w:t xml:space="preserve"> </w:t>
+            </w:r>
+          </w:p>
+          <w:p>
+            <w:pPr>
+              <w:spacing w:after="0" w:before="0"/>
+            </w:pPr>
+            <w:r>
+              <w:rPr>
+                <w:rFonts w:ascii="Consolas" w:hAnsi="Consolas"/>
+                <w:sz w:val="19"/>
+              </w:rPr>
+              <w:t xml:space="preserve">  </w:t>
+            </w:r>
+            <w:r>
+              <w:rPr>
+                <w:rFonts w:ascii="Consolas" w:hAnsi="Consolas"/>
+                <w:sz w:val="19"/>
+              </w:rPr>
+              <w:t>if "workout_duration" in goals:</w:t>
+            </w:r>
+          </w:p>
+          <w:p>
+            <w:pPr>
+              <w:spacing w:after="0" w:before="0"/>
+            </w:pPr>
+            <w:r>
+              <w:rPr>
+                <w:rFonts w:ascii="Consolas" w:hAnsi="Consolas"/>
+                <w:sz w:val="19"/>
+              </w:rPr>
+              <w:t xml:space="preserve">  </w:t>
+            </w:r>
+            <w:r>
+              <w:rPr>
+                <w:rFonts w:ascii="Consolas" w:hAnsi="Consolas"/>
+                <w:sz w:val="19"/>
+              </w:rPr>
+              <w:t xml:space="preserve">    self.workout_target = goals["workout_duration"]["target_value"]</w:t>
+            </w:r>
+          </w:p>
+          <w:p>
+            <w:pPr>
+              <w:spacing w:after="0" w:before="0"/>
+            </w:pPr>
+            <w:r>
+              <w:rPr>
+                <w:rFonts w:ascii="Consolas" w:hAnsi="Consolas"/>
+                <w:sz w:val="19"/>
+              </w:rPr>
+              <w:t xml:space="preserve">  </w:t>
+            </w:r>
+            <w:r>
+              <w:rPr>
+                <w:rFonts w:ascii="Consolas" w:hAnsi="Consolas"/>
+                <w:sz w:val="19"/>
+              </w:rPr>
+              <w:t xml:space="preserve"> </w:t>
+            </w:r>
+          </w:p>
+          <w:p>
+            <w:pPr>
+              <w:spacing w:after="0" w:before="0"/>
+            </w:pPr>
+            <w:r>
+              <w:rPr>
+                <w:rFonts w:ascii="Consolas" w:hAnsi="Consolas"/>
+                <w:sz w:val="19"/>
+              </w:rPr>
+              <w:t xml:space="preserve">  </w:t>
+            </w:r>
+            <w:r>
+              <w:rPr>
+                <w:rFonts w:ascii="Consolas" w:hAnsi="Consolas"/>
+                <w:sz w:val="19"/>
+              </w:rPr>
+              <w:t>if "calories" in goals:</w:t>
+            </w:r>
+          </w:p>
+          <w:p>
+            <w:pPr>
+              <w:spacing w:after="0" w:before="0"/>
+            </w:pPr>
+            <w:r>
+              <w:rPr>
+                <w:rFonts w:ascii="Consolas" w:hAnsi="Consolas"/>
+                <w:sz w:val="19"/>
+              </w:rPr>
+              <w:t xml:space="preserve">  </w:t>
+            </w:r>
+            <w:r>
+              <w:rPr>
+                <w:rFonts w:ascii="Consolas" w:hAnsi="Consolas"/>
+                <w:sz w:val="19"/>
+              </w:rPr>
+              <w:t xml:space="preserve">    self.calories_target = goals["calories"]["target_value"]</w:t>
+            </w:r>
+          </w:p>
+          <w:p>
+            <w:pPr>
+              <w:spacing w:after="0" w:before="0"/>
+            </w:pPr>
+            <w:r>
+              <w:rPr>
+                <w:rFonts w:ascii="Consolas" w:hAnsi="Consolas"/>
+                <w:sz w:val="19"/>
+              </w:rPr>
+              <w:t xml:space="preserve">  </w:t>
+            </w:r>
+            <w:r>
+              <w:rPr>
+                <w:rFonts w:ascii="Consolas" w:hAnsi="Consolas"/>
+                <w:sz w:val="19"/>
+              </w:rPr>
+              <w:t xml:space="preserve"> </w:t>
+            </w:r>
+          </w:p>
+          <w:p>
+            <w:pPr>
+              <w:spacing w:after="0" w:before="0"/>
+            </w:pPr>
+            <w:r>
+              <w:rPr>
+                <w:rFonts w:ascii="Consolas" w:hAnsi="Consolas"/>
+                <w:sz w:val="19"/>
+              </w:rPr>
+              <w:t xml:space="preserve">  </w:t>
+            </w:r>
+            <w:r>
+              <w:rPr>
+                <w:rFonts w:ascii="Consolas" w:hAnsi="Consolas"/>
+                <w:sz w:val="19"/>
+              </w:rPr>
+              <w:t>if "weight" in goals:</w:t>
+            </w:r>
+          </w:p>
+          <w:p>
+            <w:pPr>
+              <w:spacing w:after="0" w:before="0"/>
+            </w:pPr>
+            <w:r>
+              <w:rPr>
+                <w:rFonts w:ascii="Consolas" w:hAnsi="Consolas"/>
+                <w:sz w:val="19"/>
+              </w:rPr>
+              <w:t xml:space="preserve">  </w:t>
+            </w:r>
+            <w:r>
+              <w:rPr>
+                <w:rFonts w:ascii="Consolas" w:hAnsi="Consolas"/>
+                <w:sz w:val="19"/>
+              </w:rPr>
+              <w:t xml:space="preserve">    self.weight_target = goals["weight"]["target_value"]</w:t>
+            </w:r>
+          </w:p>
+          <w:p>
+            <w:pPr>
+              <w:spacing w:after="0" w:before="0"/>
+            </w:pPr>
+            <w:r>
+              <w:rPr>
+                <w:rFonts w:ascii="Consolas" w:hAnsi="Consolas"/>
+                <w:sz w:val="19"/>
+              </w:rPr>
+              <w:t xml:space="preserve">  </w:t>
+            </w:r>
+            <w:r>
+              <w:rPr>
+                <w:rFonts w:ascii="Consolas" w:hAnsi="Consolas"/>
+                <w:sz w:val="19"/>
+              </w:rPr>
+              <w:t xml:space="preserve">    self.weight_start = goals["weight"]["start_value"] or current_weight</w:t>
+            </w:r>
+          </w:p>
+        </w:tc>
+      </w:tr>
+    </w:tbl>
+    <w:p>
+      <w:pPr>
+        <w:spacing w:after="40"/>
+      </w:pPr>
+    </w:p>
+    <w:p>
+      <w:r>
+        <w:t>Retesting in the browser after this fix confirmed the Workout Duration card now reads “30 / 0 min today” and the Weight Trend card reads “70.5 kg (goal 0 kg)” — the real logged values, with the target correctly still at 0 since no goal was set for either metric.</w:t>
       </w:r>
     </w:p>
     <w:p>
@@ -4112,6 +4618,11 @@
       </w:pPr>
       <w:r>
         <w:t>3.2 Test Data and Results</w:t>
+      </w:r>
+    </w:p>
+    <w:p>
+      <w:r>
+        <w:t>All test cases below were run live against the app on localhost:3000 in the Chromium browser used for development (rather than only traced through the code). Two erroneous-input cases (marked with *) turned out not to be reachable through the GUI at all: the Weight, Duration, Steps and Goal fields are HTML type="number" inputs, so the browser itself strips out non-numeric characters before the page's Python code ever runs — typing "abc" into the Weight field simply leaves it empty rather than submitting the text "abc". The corresponding except ValueError: branch in the code is still correct, sensible defensive code (for example, against a value arriving some other way than this form), it just could not be exercised from this GUI.</w:t>
       </w:r>
     </w:p>
     <w:p>
@@ -4278,7 +4789,7 @@
               <w:rPr>
                 <w:sz w:val="19"/>
               </w:rPr>
-              <w:t>john123 / CorrectPass1</w:t>
+              <w:t>josmith / Secret123</w:t>
             </w:r>
           </w:p>
         </w:tc>
@@ -4304,7 +4815,7 @@
               <w:rPr>
                 <w:sz w:val="19"/>
               </w:rPr>
-              <w:t>As expected — logged in and redirected.</w:t>
+              <w:t>Confirmed live: logged in and redirected to /home.</w:t>
             </w:r>
           </w:p>
         </w:tc>
@@ -4360,7 +4871,7 @@
               <w:rPr>
                 <w:sz w:val="19"/>
               </w:rPr>
-              <w:t>john123 / WrongPass</w:t>
+              <w:t>josmith / WrongPass</w:t>
             </w:r>
           </w:p>
         </w:tc>
@@ -4386,7 +4897,7 @@
               <w:rPr>
                 <w:sz w:val="19"/>
               </w:rPr>
-              <w:t>Error shown as expected.</w:t>
+              <w:t>Confirmed live: exact message shown; stayed on Login.</w:t>
             </w:r>
           </w:p>
         </w:tc>
@@ -4429,7 +4940,7 @@
               <w:rPr>
                 <w:sz w:val="19"/>
               </w:rPr>
-              <w:t>Erroneous: username does not exist</w:t>
+              <w:t>Boundary/security: SQL-injection-style input in both fields</w:t>
             </w:r>
           </w:p>
         </w:tc>
@@ -4442,7 +4953,7 @@
               <w:rPr>
                 <w:sz w:val="19"/>
               </w:rPr>
-              <w:t>nosuchuser / anything</w:t>
+              <w:t>' OR '1'='1</w:t>
             </w:r>
           </w:p>
         </w:tc>
@@ -4455,7 +4966,7 @@
               <w:rPr>
                 <w:sz w:val="19"/>
               </w:rPr>
-              <w:t>Same generic “Incorrect username or password.” message (does not reveal the username is invalid).</w:t>
+              <w:t>Treated as a literal username that doesn't match any row; access denied.</w:t>
             </w:r>
           </w:p>
         </w:tc>
@@ -4468,89 +4979,7 @@
               <w:rPr>
                 <w:sz w:val="19"/>
               </w:rPr>
-              <w:t>Same generic message shown.</w:t>
-            </w:r>
-          </w:p>
-        </w:tc>
-        <w:tc>
-          <w:tcPr>
-            <w:tcW w:type="dxa" w:w="792"/>
-          </w:tcPr>
-          <w:p>
-            <w:r>
-              <w:rPr>
-                <w:b/>
-                <w:color w:val="1A7F37"/>
-                <w:sz w:val="19"/>
-              </w:rPr>
-              <w:t>Pass</w:t>
-            </w:r>
-          </w:p>
-        </w:tc>
-      </w:tr>
-      <w:tr>
-        <w:tc>
-          <w:tcPr>
-            <w:tcW w:type="dxa" w:w="1152"/>
-          </w:tcPr>
-          <w:p>
-            <w:r>
-              <w:rPr>
-                <w:sz w:val="19"/>
-              </w:rPr>
-              <w:t>Login</w:t>
-            </w:r>
-          </w:p>
-        </w:tc>
-        <w:tc>
-          <w:tcPr>
-            <w:tcW w:type="dxa" w:w="1440"/>
-          </w:tcPr>
-          <w:p>
-            <w:r>
-              <w:rPr>
-                <w:sz w:val="19"/>
-              </w:rPr>
-              <w:t>Boundary/security: SQL-injection-style input</w:t>
-            </w:r>
-          </w:p>
-        </w:tc>
-        <w:tc>
-          <w:tcPr>
-            <w:tcW w:type="dxa" w:w="1224"/>
-          </w:tcPr>
-          <w:p>
-            <w:r>
-              <w:rPr>
-                <w:sz w:val="19"/>
-              </w:rPr>
-              <w:t>' OR '1'='1</w:t>
-            </w:r>
-          </w:p>
-        </w:tc>
-        <w:tc>
-          <w:tcPr>
-            <w:tcW w:type="dxa" w:w="2016"/>
-          </w:tcPr>
-          <w:p>
-            <w:r>
-              <w:rPr>
-                <w:sz w:val="19"/>
-              </w:rPr>
-              <w:t>Treated as a literal username that doesn't match any row; access denied.</w:t>
-            </w:r>
-          </w:p>
-        </w:tc>
-        <w:tc>
-          <w:tcPr>
-            <w:tcW w:type="dxa" w:w="2016"/>
-          </w:tcPr>
-          <w:p>
-            <w:r>
-              <w:rPr>
-                <w:sz w:val="19"/>
-              </w:rPr>
-              <w:t>Access denied — parameterised queries in db.py ("?" placeholders) mean the string is never treated as SQL.</w:t>
+              <w:t>Confirmed live: same generic “Incorrect username or password.” shown — parameterised queries in db.py ("?" placeholders) mean the string is never treated as SQL.</w:t>
             </w:r>
           </w:p>
         </w:tc>
@@ -4769,7 +5198,7 @@
               <w:rPr>
                 <w:sz w:val="19"/>
               </w:rPr>
-              <w:t>Normal: all fields completed</w:t>
+              <w:t>Normal: all required fields completed</w:t>
             </w:r>
           </w:p>
         </w:tc>
@@ -4782,7 +5211,7 @@
               <w:rPr>
                 <w:sz w:val="19"/>
               </w:rPr>
-              <w:t>name=Jo, user=jo99, email=jo@x.com, pass=Secret1</w:t>
+              <w:t>name=Jo Smith, user=josmith, email=josmith@example.com, pass=Secret123</w:t>
             </w:r>
           </w:p>
         </w:tc>
@@ -4808,7 +5237,7 @@
               <w:rPr>
                 <w:sz w:val="19"/>
               </w:rPr>
-              <w:t>Account created as expected.</w:t>
+              <w:t>Confirmed live: account created, redirected to /home, “Welcome back josmith” shown.</w:t>
             </w:r>
           </w:p>
         </w:tc>
@@ -4864,7 +5293,7 @@
               <w:rPr>
                 <w:sz w:val="19"/>
               </w:rPr>
-              <w:t>password left blank</w:t>
+              <w:t>name=Jane Doe, user=janed, email=jane@example.com, password blank</w:t>
             </w:r>
           </w:p>
         </w:tc>
@@ -4890,7 +5319,7 @@
               <w:rPr>
                 <w:sz w:val="19"/>
               </w:rPr>
-              <w:t>Error shown as expected.</w:t>
+              <w:t>Confirmed live: exact message shown.</w:t>
             </w:r>
           </w:p>
         </w:tc>
@@ -4946,7 +5375,7 @@
               <w:rPr>
                 <w:sz w:val="19"/>
               </w:rPr>
-              <w:t>user=jo99 (duplicate)</w:t>
+              <w:t>user=josmith (duplicate of existing account)</w:t>
             </w:r>
           </w:p>
         </w:tc>
@@ -4972,7 +5401,7 @@
               <w:rPr>
                 <w:sz w:val="19"/>
               </w:rPr>
-              <w:t>Error shown as expected.</w:t>
+              <w:t>Confirmed live: exact message shown.</w:t>
             </w:r>
           </w:p>
         </w:tc>
@@ -5230,7 +5659,7 @@
               <w:rPr>
                 <w:sz w:val="19"/>
               </w:rPr>
-              <w:t>Saved as expected.</w:t>
+              <w:t>Confirmed live: dialog closed, later appeared in History as 2026-09-13 / 70.5 kg.</w:t>
             </w:r>
           </w:p>
         </w:tc>
@@ -5273,7 +5702,7 @@
               <w:rPr>
                 <w:sz w:val="19"/>
               </w:rPr>
-              <w:t>Erroneous: non-numeric weight</w:t>
+              <w:t>Erroneous: negative weight (pre-fix)</w:t>
             </w:r>
           </w:p>
         </w:tc>
@@ -5286,7 +5715,7 @@
               <w:rPr>
                 <w:sz w:val="19"/>
               </w:rPr>
-              <w:t>weight="abc"</w:t>
+              <w:t>weight=-10</w:t>
             </w:r>
           </w:p>
         </w:tc>
@@ -5299,7 +5728,7 @@
               <w:rPr>
                 <w:sz w:val="19"/>
               </w:rPr>
-              <w:t>“Weight must be a number.” shown; nothing saved.</w:t>
+              <w:t>Rejected — Design Module 3.1 requires negative values to be blocked.</w:t>
             </w:r>
           </w:p>
         </w:tc>
@@ -5312,7 +5741,7 @@
               <w:rPr>
                 <w:sz w:val="19"/>
               </w:rPr>
-              <w:t>Error shown as expected.</w:t>
+              <w:t>Confirmed live before the fix: no error shown, dialog accepted the value.</w:t>
             </w:r>
           </w:p>
         </w:tc>
@@ -5324,10 +5753,10 @@
             <w:r>
               <w:rPr>
                 <w:b/>
-                <w:color w:val="1A7F37"/>
-                <w:sz w:val="19"/>
-              </w:rPr>
-              <w:t>Pass</w:t>
+                <w:color w:val="B00000"/>
+                <w:sz w:val="19"/>
+              </w:rPr>
+              <w:t>Fail</w:t>
             </w:r>
           </w:p>
         </w:tc>
@@ -5355,7 +5784,7 @@
               <w:rPr>
                 <w:sz w:val="19"/>
               </w:rPr>
-              <w:t>Erroneous: negative weight (pre-fix)</w:t>
+              <w:t>Erroneous: negative weight (post-fix, retested)</w:t>
             </w:r>
           </w:p>
         </w:tc>
@@ -5381,7 +5810,7 @@
               <w:rPr>
                 <w:sz w:val="19"/>
               </w:rPr>
-              <w:t>Rejected — Design Module 3.1 requires negative values to be blocked.</w:t>
+              <w:t>“Weight must be a positive number.” shown; nothing saved.</w:t>
             </w:r>
           </w:p>
         </w:tc>
@@ -5394,7 +5823,7 @@
               <w:rPr>
                 <w:sz w:val="19"/>
               </w:rPr>
-              <w:t>No check existed yet — record saved with weight = −10.</w:t>
+              <w:t>Confirmed live: exact message shown — see fix in Section 3.1.1.</w:t>
             </w:r>
           </w:p>
         </w:tc>
@@ -5406,10 +5835,10 @@
             <w:r>
               <w:rPr>
                 <w:b/>
-                <w:color w:val="B00000"/>
-                <w:sz w:val="19"/>
-              </w:rPr>
-              <w:t>Fail</w:t>
+                <w:color w:val="1A7F37"/>
+                <w:sz w:val="19"/>
+              </w:rPr>
+              <w:t>Pass</w:t>
             </w:r>
           </w:p>
         </w:tc>
@@ -5437,7 +5866,7 @@
               <w:rPr>
                 <w:sz w:val="19"/>
               </w:rPr>
-              <w:t>Erroneous: negative weight (post-fix, retested)</w:t>
+              <w:t>Erroneous: negative workout duration</w:t>
             </w:r>
           </w:p>
         </w:tc>
@@ -5450,7 +5879,7 @@
               <w:rPr>
                 <w:sz w:val="19"/>
               </w:rPr>
-              <w:t>weight=-10</w:t>
+              <w:t>duration=-30, type=Running</w:t>
             </w:r>
           </w:p>
         </w:tc>
@@ -5463,7 +5892,7 @@
               <w:rPr>
                 <w:sz w:val="19"/>
               </w:rPr>
-              <w:t>“Weight must be a positive number.” shown; nothing saved.</w:t>
+              <w:t>“Duration must be a positive number.” shown; nothing saved.</w:t>
             </w:r>
           </w:p>
         </w:tc>
@@ -5476,7 +5905,7 @@
               <w:rPr>
                 <w:sz w:val="19"/>
               </w:rPr>
-              <w:t>Error shown; record not saved — see fix in Section 3.1.</w:t>
+              <w:t>Confirmed live: exact message shown.</w:t>
             </w:r>
           </w:p>
         </w:tc>
@@ -5519,7 +5948,7 @@
               <w:rPr>
                 <w:sz w:val="19"/>
               </w:rPr>
-              <w:t>Boundary: zero steps</w:t>
+              <w:t>Erroneous: negative calories burned</w:t>
             </w:r>
           </w:p>
         </w:tc>
@@ -5532,7 +5961,7 @@
               <w:rPr>
                 <w:sz w:val="19"/>
               </w:rPr>
-              <w:t>steps=0</w:t>
+              <w:t>burned=-200</w:t>
             </w:r>
           </w:p>
         </w:tc>
@@ -5545,7 +5974,7 @@
               <w:rPr>
                 <w:sz w:val="19"/>
               </w:rPr>
-              <w:t>Accepted (0 is a valid — if unlikely — day's step count).</w:t>
+              <w:t>“Calories cannot be negative.” shown; nothing saved.</w:t>
             </w:r>
           </w:p>
         </w:tc>
@@ -5558,7 +5987,7 @@
               <w:rPr>
                 <w:sz w:val="19"/>
               </w:rPr>
-              <w:t>Saved as expected.</w:t>
+              <w:t>Confirmed live: exact message shown.</w:t>
             </w:r>
           </w:p>
         </w:tc>
@@ -5601,7 +6030,7 @@
               <w:rPr>
                 <w:sz w:val="19"/>
               </w:rPr>
-              <w:t>Erroneous: non-numeric duration</w:t>
+              <w:t>Erroneous: negative steps</w:t>
             </w:r>
           </w:p>
         </w:tc>
@@ -5614,7 +6043,7 @@
               <w:rPr>
                 <w:sz w:val="19"/>
               </w:rPr>
-              <w:t>duration="thirty"</w:t>
+              <w:t>steps=-500</w:t>
             </w:r>
           </w:p>
         </w:tc>
@@ -5627,7 +6056,7 @@
               <w:rPr>
                 <w:sz w:val="19"/>
               </w:rPr>
-              <w:t>“Duration must be a whole number.” shown.</w:t>
+              <w:t>“Steps cannot be negative.” shown; nothing saved.</w:t>
             </w:r>
           </w:p>
         </w:tc>
@@ -5640,7 +6069,171 @@
               <w:rPr>
                 <w:sz w:val="19"/>
               </w:rPr>
-              <w:t>Error shown as expected.</w:t>
+              <w:t>Confirmed live: exact message shown.</w:t>
+            </w:r>
+          </w:p>
+        </w:tc>
+        <w:tc>
+          <w:tcPr>
+            <w:tcW w:type="dxa" w:w="792"/>
+          </w:tcPr>
+          <w:p>
+            <w:r>
+              <w:rPr>
+                <w:b/>
+                <w:color w:val="1A7F37"/>
+                <w:sz w:val="19"/>
+              </w:rPr>
+              <w:t>Pass</w:t>
+            </w:r>
+          </w:p>
+        </w:tc>
+      </w:tr>
+      <w:tr>
+        <w:tc>
+          <w:tcPr>
+            <w:tcW w:type="dxa" w:w="1152"/>
+          </w:tcPr>
+          <w:p>
+            <w:r>
+              <w:rPr>
+                <w:sz w:val="19"/>
+              </w:rPr>
+              <w:t>Fitness Data</w:t>
+            </w:r>
+          </w:p>
+        </w:tc>
+        <w:tc>
+          <w:tcPr>
+            <w:tcW w:type="dxa" w:w="1440"/>
+          </w:tcPr>
+          <w:p>
+            <w:r>
+              <w:rPr>
+                <w:sz w:val="19"/>
+              </w:rPr>
+              <w:t>Boundary: zero steps</w:t>
+            </w:r>
+          </w:p>
+        </w:tc>
+        <w:tc>
+          <w:tcPr>
+            <w:tcW w:type="dxa" w:w="1224"/>
+          </w:tcPr>
+          <w:p>
+            <w:r>
+              <w:rPr>
+                <w:sz w:val="19"/>
+              </w:rPr>
+              <w:t>steps=0</w:t>
+            </w:r>
+          </w:p>
+        </w:tc>
+        <w:tc>
+          <w:tcPr>
+            <w:tcW w:type="dxa" w:w="2016"/>
+          </w:tcPr>
+          <w:p>
+            <w:r>
+              <w:rPr>
+                <w:sz w:val="19"/>
+              </w:rPr>
+              <w:t>Accepted (0 is a valid — if unlikely — day's step count).</w:t>
+            </w:r>
+          </w:p>
+        </w:tc>
+        <w:tc>
+          <w:tcPr>
+            <w:tcW w:type="dxa" w:w="2016"/>
+          </w:tcPr>
+          <w:p>
+            <w:r>
+              <w:rPr>
+                <w:sz w:val="19"/>
+              </w:rPr>
+              <w:t>Confirmed live: saved with no error.</w:t>
+            </w:r>
+          </w:p>
+        </w:tc>
+        <w:tc>
+          <w:tcPr>
+            <w:tcW w:type="dxa" w:w="792"/>
+          </w:tcPr>
+          <w:p>
+            <w:r>
+              <w:rPr>
+                <w:b/>
+                <w:color w:val="1A7F37"/>
+                <w:sz w:val="19"/>
+              </w:rPr>
+              <w:t>Pass</w:t>
+            </w:r>
+          </w:p>
+        </w:tc>
+      </w:tr>
+      <w:tr>
+        <w:tc>
+          <w:tcPr>
+            <w:tcW w:type="dxa" w:w="1152"/>
+          </w:tcPr>
+          <w:p>
+            <w:r>
+              <w:rPr>
+                <w:sz w:val="19"/>
+              </w:rPr>
+              <w:t>Fitness Data</w:t>
+            </w:r>
+          </w:p>
+        </w:tc>
+        <w:tc>
+          <w:tcPr>
+            <w:tcW w:type="dxa" w:w="1440"/>
+          </w:tcPr>
+          <w:p>
+            <w:r>
+              <w:rPr>
+                <w:sz w:val="19"/>
+              </w:rPr>
+              <w:t>Erroneous*: non-numeric weight</w:t>
+            </w:r>
+          </w:p>
+        </w:tc>
+        <w:tc>
+          <w:tcPr>
+            <w:tcW w:type="dxa" w:w="1224"/>
+          </w:tcPr>
+          <w:p>
+            <w:r>
+              <w:rPr>
+                <w:sz w:val="19"/>
+              </w:rPr>
+              <w:t>weight="abc"</w:t>
+            </w:r>
+          </w:p>
+        </w:tc>
+        <w:tc>
+          <w:tcPr>
+            <w:tcW w:type="dxa" w:w="2016"/>
+          </w:tcPr>
+          <w:p>
+            <w:r>
+              <w:rPr>
+                <w:sz w:val="19"/>
+              </w:rPr>
+              <w:t>“Weight must be a number.” shown; nothing saved.</w:t>
+            </w:r>
+          </w:p>
+        </w:tc>
+        <w:tc>
+          <w:tcPr>
+            <w:tcW w:type="dxa" w:w="2016"/>
+          </w:tcPr>
+          <w:p>
+            <w:r>
+              <w:rPr>
+                <w:sz w:val="19"/>
+              </w:rPr>
+              <w:t>Not reachable via the GUI: the Weight field is an HTML type="number" input, so the browser blocks the letters before typing finishes — the field is simply left empty. The except ValueError: guard in the code is correct but unused by this form.</w:t>
             </w:r>
           </w:p>
         </w:tc>
@@ -5898,7 +6491,7 @@
               <w:rPr>
                 <w:sz w:val="19"/>
               </w:rPr>
-              <w:t>Saved as expected.</w:t>
+              <w:t>Confirmed live: exact message shown; value persisted (still pre-filled on reload).</w:t>
             </w:r>
           </w:p>
         </w:tc>
@@ -5980,7 +6573,7 @@
               <w:rPr>
                 <w:sz w:val="19"/>
               </w:rPr>
-              <w:t>No check existed yet — goal saved as −100.</w:t>
+              <w:t>Confirmed live before the fix: “Goals saved.” shown — the negative value was accepted.</w:t>
             </w:r>
           </w:p>
         </w:tc>
@@ -6062,89 +6655,7 @@
               <w:rPr>
                 <w:sz w:val="19"/>
               </w:rPr>
-              <w:t>Error shown; not saved — see fix in Section 3.1.</w:t>
-            </w:r>
-          </w:p>
-        </w:tc>
-        <w:tc>
-          <w:tcPr>
-            <w:tcW w:type="dxa" w:w="792"/>
-          </w:tcPr>
-          <w:p>
-            <w:r>
-              <w:rPr>
-                <w:b/>
-                <w:color w:val="1A7F37"/>
-                <w:sz w:val="19"/>
-              </w:rPr>
-              <w:t>Pass</w:t>
-            </w:r>
-          </w:p>
-        </w:tc>
-      </w:tr>
-      <w:tr>
-        <w:tc>
-          <w:tcPr>
-            <w:tcW w:type="dxa" w:w="1152"/>
-          </w:tcPr>
-          <w:p>
-            <w:r>
-              <w:rPr>
-                <w:sz w:val="19"/>
-              </w:rPr>
-              <w:t>Goals</w:t>
-            </w:r>
-          </w:p>
-        </w:tc>
-        <w:tc>
-          <w:tcPr>
-            <w:tcW w:type="dxa" w:w="1440"/>
-          </w:tcPr>
-          <w:p>
-            <w:r>
-              <w:rPr>
-                <w:sz w:val="19"/>
-              </w:rPr>
-              <w:t>Erroneous: non-numeric goal</w:t>
-            </w:r>
-          </w:p>
-        </w:tc>
-        <w:tc>
-          <w:tcPr>
-            <w:tcW w:type="dxa" w:w="1224"/>
-          </w:tcPr>
-          <w:p>
-            <w:r>
-              <w:rPr>
-                <w:sz w:val="19"/>
-              </w:rPr>
-              <w:t>weight_goal="heavy"</w:t>
-            </w:r>
-          </w:p>
-        </w:tc>
-        <w:tc>
-          <w:tcPr>
-            <w:tcW w:type="dxa" w:w="2016"/>
-          </w:tcPr>
-          <w:p>
-            <w:r>
-              <w:rPr>
-                <w:sz w:val="19"/>
-              </w:rPr>
-              <w:t>“Weight goal must be a number.” shown.</w:t>
-            </w:r>
-          </w:p>
-        </w:tc>
-        <w:tc>
-          <w:tcPr>
-            <w:tcW w:type="dxa" w:w="2016"/>
-          </w:tcPr>
-          <w:p>
-            <w:r>
-              <w:rPr>
-                <w:sz w:val="19"/>
-              </w:rPr>
-              <w:t>Error shown as expected.</w:t>
+              <w:t>Confirmed live: exact message shown — see fix in Section 3.1.1.</w:t>
             </w:r>
           </w:p>
         </w:tc>
@@ -6389,7 +6900,7 @@
               <w:rPr>
                 <w:sz w:val="19"/>
               </w:rPr>
-              <w:t>Card shows 6,000 / 10,000 (60%).</w:t>
+              <w:t>Daily Steps card shows “6000 / 10000 steps today”.</w:t>
             </w:r>
           </w:p>
         </w:tc>
@@ -6402,7 +6913,7 @@
               <w:rPr>
                 <w:sz w:val="19"/>
               </w:rPr>
-              <w:t>Displayed as expected.</w:t>
+              <w:t>Confirmed live: exact text shown, bar chart rendered.</w:t>
             </w:r>
           </w:p>
         </w:tc>
@@ -6445,7 +6956,7 @@
               <w:rPr>
                 <w:sz w:val="19"/>
               </w:rPr>
-              <w:t>Boundary: no goal set for a metric</w:t>
+              <w:t>Boundary: goal exceeded</w:t>
             </w:r>
           </w:p>
         </w:tc>
@@ -6458,7 +6969,7 @@
               <w:rPr>
                 <w:sz w:val="19"/>
               </w:rPr>
-              <w:t>no calories goal set</w:t>
+              <w:t>steps_goal=10000, steps_today=14000</w:t>
             </w:r>
           </w:p>
         </w:tc>
@@ -6471,7 +6982,7 @@
               <w:rPr>
                 <w:sz w:val="19"/>
               </w:rPr>
-              <w:t>Card shows “no goal set” instead of a percentage (target defaults to 0).</w:t>
+              <w:t>Card shows the real total over the target (e.g. “14000 / 10000”), not an error or a value capped at the target.</w:t>
             </w:r>
           </w:p>
         </w:tc>
@@ -6484,7 +6995,7 @@
               <w:rPr>
                 <w:sz w:val="19"/>
               </w:rPr>
-              <w:t>Displayed as expected.</w:t>
+              <w:t>Confirmed live: “14000 / 10000 steps today” shown; chart y-axis auto-scaled to 14000.</w:t>
             </w:r>
           </w:p>
         </w:tc>
@@ -6527,7 +7038,7 @@
               <w:rPr>
                 <w:sz w:val="19"/>
               </w:rPr>
-              <w:t>Boundary: goal exceeded</w:t>
+              <w:t>Boundary: data logged but no goal set for that metric (pre-fix)</w:t>
             </w:r>
           </w:p>
         </w:tc>
@@ -6540,7 +7051,7 @@
               <w:rPr>
                 <w:sz w:val="19"/>
               </w:rPr>
-              <w:t>steps_goal=10000, steps_today=14000</w:t>
+              <w:t>30 min Running logged, no Workout Duration goal set</w:t>
             </w:r>
           </w:p>
         </w:tc>
@@ -6553,7 +7064,7 @@
               <w:rPr>
                 <w:sz w:val="19"/>
               </w:rPr>
-              <w:t>Progress shown as 100%+/complete, not an error.</w:t>
+              <w:t>Card shows the real 30 minutes logged today, with target at 0 (no goal).</w:t>
             </w:r>
           </w:p>
         </w:tc>
@@ -6566,7 +7077,7 @@
               <w:rPr>
                 <w:sz w:val="19"/>
               </w:rPr>
-              <w:t>Displayed as expected.</w:t>
+              <w:t>Confirmed live before the fix: card showed “0 / 0 min today” — today's real total was not displayed, not just the missing target. See bug 3.1.2.</w:t>
             </w:r>
           </w:p>
         </w:tc>
@@ -6578,10 +7089,10 @@
             <w:r>
               <w:rPr>
                 <w:b/>
-                <w:color w:val="1A7F37"/>
-                <w:sz w:val="19"/>
-              </w:rPr>
-              <w:t>Pass</w:t>
+                <w:color w:val="B00000"/>
+                <w:sz w:val="19"/>
+              </w:rPr>
+              <w:t>Fail</w:t>
             </w:r>
           </w:p>
         </w:tc>
@@ -6609,7 +7120,7 @@
               <w:rPr>
                 <w:sz w:val="19"/>
               </w:rPr>
-              <w:t>Boundary: no activity logged today</w:t>
+              <w:t>Boundary: data logged but no goal set for that metric (post-fix, retested)</w:t>
             </w:r>
           </w:p>
         </w:tc>
@@ -6622,7 +7133,7 @@
               <w:rPr>
                 <w:sz w:val="19"/>
               </w:rPr>
-              <w:t>no records for today</w:t>
+              <w:t>same 30 min Running entry, still no Workout Duration goal</w:t>
             </w:r>
           </w:p>
         </w:tc>
@@ -6635,7 +7146,7 @@
               <w:rPr>
                 <w:sz w:val="19"/>
               </w:rPr>
-              <w:t>Totals show 0; a daily activity reminder notification is created (once only).</w:t>
+              <w:t>Card shows “30 / 0 min today”.</w:t>
             </w:r>
           </w:p>
         </w:tc>
@@ -6648,7 +7159,89 @@
               <w:rPr>
                 <w:sz w:val="19"/>
               </w:rPr>
-              <w:t>Reminder created as expected; not duplicated on refresh.</w:t>
+              <w:t>Confirmed live: exact text shown — see fix in Section 3.1.2. Weight Trend card re-tested the same way now correctly shows “70.5 kg (goal 0 kg)”.</w:t>
+            </w:r>
+          </w:p>
+        </w:tc>
+        <w:tc>
+          <w:tcPr>
+            <w:tcW w:type="dxa" w:w="792"/>
+          </w:tcPr>
+          <w:p>
+            <w:r>
+              <w:rPr>
+                <w:b/>
+                <w:color w:val="1A7F37"/>
+                <w:sz w:val="19"/>
+              </w:rPr>
+              <w:t>Pass</w:t>
+            </w:r>
+          </w:p>
+        </w:tc>
+      </w:tr>
+      <w:tr>
+        <w:tc>
+          <w:tcPr>
+            <w:tcW w:type="dxa" w:w="1152"/>
+          </w:tcPr>
+          <w:p>
+            <w:r>
+              <w:rPr>
+                <w:sz w:val="19"/>
+              </w:rPr>
+              <w:t>Progress</w:t>
+            </w:r>
+          </w:p>
+        </w:tc>
+        <w:tc>
+          <w:tcPr>
+            <w:tcW w:type="dxa" w:w="1440"/>
+          </w:tcPr>
+          <w:p>
+            <w:r>
+              <w:rPr>
+                <w:sz w:val="19"/>
+              </w:rPr>
+              <w:t>Boundary: no activity logged yet for a brand-new account</w:t>
+            </w:r>
+          </w:p>
+        </w:tc>
+        <w:tc>
+          <w:tcPr>
+            <w:tcW w:type="dxa" w:w="1224"/>
+          </w:tcPr>
+          <w:p>
+            <w:r>
+              <w:rPr>
+                <w:sz w:val="19"/>
+              </w:rPr>
+              <w:t>freshly registered account, no records at all</w:t>
+            </w:r>
+          </w:p>
+        </w:tc>
+        <w:tc>
+          <w:tcPr>
+            <w:tcW w:type="dxa" w:w="2016"/>
+          </w:tcPr>
+          <w:p>
+            <w:r>
+              <w:rPr>
+                <w:sz w:val="19"/>
+              </w:rPr>
+              <w:t>Totals show 0; a “you haven't logged any activity today” reminder notification is created.</w:t>
+            </w:r>
+          </w:p>
+        </w:tc>
+        <w:tc>
+          <w:tcPr>
+            <w:tcW w:type="dxa" w:w="2016"/>
+          </w:tcPr>
+          <w:p>
+            <w:r>
+              <w:rPr>
+                <w:sz w:val="19"/>
+              </w:rPr>
+              <w:t>Confirmed live: reminder banner appeared immediately after registering.</w:t>
             </w:r>
           </w:p>
         </w:tc>
@@ -6867,7 +7460,7 @@
               <w:rPr>
                 <w:sz w:val="19"/>
               </w:rPr>
-              <w:t>Normal: multiple records exist</w:t>
+              <w:t>Boundary: no records logged yet</w:t>
             </w:r>
           </w:p>
         </w:tc>
@@ -6880,7 +7473,7 @@
               <w:rPr>
                 <w:sz w:val="19"/>
               </w:rPr>
-              <w:t>3 weight entries logged</w:t>
+              <w:t>freshly registered account, no data</w:t>
             </w:r>
           </w:p>
         </w:tc>
@@ -6893,7 +7486,7 @@
               <w:rPr>
                 <w:sz w:val="19"/>
               </w:rPr>
-              <w:t>All 3 rows shown, newest first, with weight change vs previous entry.</w:t>
+              <w:t>All four tables show just their column headers, no error.</w:t>
             </w:r>
           </w:p>
         </w:tc>
@@ -6906,7 +7499,7 @@
               <w:rPr>
                 <w:sz w:val="19"/>
               </w:rPr>
-              <w:t>Displayed as expected.</w:t>
+              <w:t>Confirmed live: get_page_text showed only headers for all four tables.</w:t>
             </w:r>
           </w:p>
         </w:tc>
@@ -6949,7 +7542,7 @@
               <w:rPr>
                 <w:sz w:val="19"/>
               </w:rPr>
-              <w:t>Boundary: no records logged yet</w:t>
+              <w:t>Normal: records exist across all four types</w:t>
             </w:r>
           </w:p>
         </w:tc>
@@ -6962,7 +7555,7 @@
               <w:rPr>
                 <w:sz w:val="19"/>
               </w:rPr>
-              <w:t>new account, no data</w:t>
+              <w:t>1 workout, 1 weight entry, 2 step entries logged</w:t>
             </w:r>
           </w:p>
         </w:tc>
@@ -6975,7 +7568,7 @@
               <w:rPr>
                 <w:sz w:val="19"/>
               </w:rPr>
-              <w:t>Table displays empty rather than an error.</w:t>
+              <w:t>Each table shows its rows, newest first.</w:t>
             </w:r>
           </w:p>
         </w:tc>
@@ -6988,7 +7581,7 @@
               <w:rPr>
                 <w:sz w:val="19"/>
               </w:rPr>
-              <w:t>Displayed as expected.</w:t>
+              <w:t>Confirmed live: Workout showed “Running / 30 min”, Steps showed both entries with the 10000 goal alongside each.</w:t>
             </w:r>
           </w:p>
         </w:tc>
@@ -7031,7 +7624,7 @@
               <w:rPr>
                 <w:sz w:val="19"/>
               </w:rPr>
-              <w:t>Boundary: oldest weight entry</w:t>
+              <w:t>Boundary: only one weight entry logged so far</w:t>
             </w:r>
           </w:p>
         </w:tc>
@@ -7044,7 +7637,7 @@
               <w:rPr>
                 <w:sz w:val="19"/>
               </w:rPr>
-              <w:t>first-ever weight record</w:t>
+              <w:t>single weight record (70.5 kg)</w:t>
             </w:r>
           </w:p>
         </w:tc>
@@ -7070,7 +7663,7 @@
               <w:rPr>
                 <w:sz w:val="19"/>
               </w:rPr>
-              <w:t>Displayed as expected.</w:t>
+              <w:t>Confirmed live: row showed “2026-09-13 / 70.5 kg / -”.</w:t>
             </w:r>
           </w:p>
         </w:tc>
@@ -7302,7 +7895,7 @@
               <w:rPr>
                 <w:sz w:val="19"/>
               </w:rPr>
-              <w:t>name=Jo Smith, email=jo@x.com</w:t>
+              <w:t>height=175</w:t>
             </w:r>
           </w:p>
         </w:tc>
@@ -7328,7 +7921,7 @@
               <w:rPr>
                 <w:sz w:val="19"/>
               </w:rPr>
-              <w:t>Saved as expected.</w:t>
+              <w:t>Confirmed live: exact message shown.</w:t>
             </w:r>
           </w:p>
         </w:tc>
@@ -7371,7 +7964,7 @@
               <w:rPr>
                 <w:sz w:val="19"/>
               </w:rPr>
-              <w:t>Erroneous: email already used by another account</w:t>
+              <w:t>Erroneous: negative height (pre-fix)</w:t>
             </w:r>
           </w:p>
         </w:tc>
@@ -7384,7 +7977,7 @@
               <w:rPr>
                 <w:sz w:val="19"/>
               </w:rPr>
-              <w:t>email=taken@x.com</w:t>
+              <w:t>height=-80</w:t>
             </w:r>
           </w:p>
         </w:tc>
@@ -7397,7 +7990,7 @@
               <w:rPr>
                 <w:sz w:val="19"/>
               </w:rPr>
-              <w:t>“That email is already registered.” shown; not saved.</w:t>
+              <w:t>Rejected — a negative height is impossible.</w:t>
             </w:r>
           </w:p>
         </w:tc>
@@ -7410,7 +8003,7 @@
               <w:rPr>
                 <w:sz w:val="19"/>
               </w:rPr>
-              <w:t>Error shown as expected.</w:t>
+              <w:t>Confirmed live before the fix: no error shown, value accepted.</w:t>
             </w:r>
           </w:p>
         </w:tc>
@@ -7422,10 +8015,10 @@
             <w:r>
               <w:rPr>
                 <w:b/>
-                <w:color w:val="1A7F37"/>
-                <w:sz w:val="19"/>
-              </w:rPr>
-              <w:t>Pass</w:t>
+                <w:color w:val="B00000"/>
+                <w:sz w:val="19"/>
+              </w:rPr>
+              <w:t>Fail</w:t>
             </w:r>
           </w:p>
         </w:tc>
@@ -7453,7 +8046,7 @@
               <w:rPr>
                 <w:sz w:val="19"/>
               </w:rPr>
-              <w:t>Erroneous: negative height (pre-fix)</w:t>
+              <w:t>Erroneous: negative height (post-fix, retested)</w:t>
             </w:r>
           </w:p>
         </w:tc>
@@ -7479,7 +8072,7 @@
               <w:rPr>
                 <w:sz w:val="19"/>
               </w:rPr>
-              <w:t>Rejected — a negative height is impossible.</w:t>
+              <w:t>“Height must be a positive number.” shown; not saved.</w:t>
             </w:r>
           </w:p>
         </w:tc>
@@ -7492,7 +8085,7 @@
               <w:rPr>
                 <w:sz w:val="19"/>
               </w:rPr>
-              <w:t>No check existed yet — saved as −80.</w:t>
+              <w:t>Confirmed live: exact message shown — see fix in Section 3.1.1.</w:t>
             </w:r>
           </w:p>
         </w:tc>
@@ -7504,10 +8097,10 @@
             <w:r>
               <w:rPr>
                 <w:b/>
-                <w:color w:val="B00000"/>
-                <w:sz w:val="19"/>
-              </w:rPr>
-              <w:t>Fail</w:t>
+                <w:color w:val="1A7F37"/>
+                <w:sz w:val="19"/>
+              </w:rPr>
+              <w:t>Pass</w:t>
             </w:r>
           </w:p>
         </w:tc>
@@ -7535,7 +8128,7 @@
               <w:rPr>
                 <w:sz w:val="19"/>
               </w:rPr>
-              <w:t>Erroneous: negative height (post-fix, retested)</w:t>
+              <w:t>Erroneous: email already used by another account</w:t>
             </w:r>
           </w:p>
         </w:tc>
@@ -7548,7 +8141,7 @@
               <w:rPr>
                 <w:sz w:val="19"/>
               </w:rPr>
-              <w:t>height=-80</w:t>
+              <w:t>second account (jane99) sets email to josmith@example.com</w:t>
             </w:r>
           </w:p>
         </w:tc>
@@ -7561,7 +8154,7 @@
               <w:rPr>
                 <w:sz w:val="19"/>
               </w:rPr>
-              <w:t>“Height must be a positive number.” shown; not saved.</w:t>
+              <w:t>“That email is already registered.” shown; not saved.</w:t>
             </w:r>
           </w:p>
         </w:tc>
@@ -7574,7 +8167,7 @@
               <w:rPr>
                 <w:sz w:val="19"/>
               </w:rPr>
-              <w:t>Error shown; not saved — see fix in Section 3.1.</w:t>
+              <w:t>Confirmed live: exact message shown.</w:t>
             </w:r>
           </w:p>
         </w:tc>
